--- a/EntityFramework.docx
+++ b/EntityFramework.docx
@@ -283,6 +283,12 @@
           <w:rStyle w:val="Rimandocommento"/>
         </w:rPr>
         <w:commentReference w:id="5"/>
+      </w:r>
+      <w:r>
+        <w:t xml:space="preserve"> ,ctor, e aggiungo il servizio al dbContext</w:t>
+      </w:r>
+      <w:r>
+        <w:t xml:space="preserve"> e dentro la classe inserisco classiDTO e le entita da dove prendere i dati</w:t>
       </w:r>
     </w:p>
     <w:sectPr>
